--- a/word_reports/LP_0051_위치_436_Air Supply_Lost in Love.docx
+++ b/word_reports/LP_0051_위치_436_Air Supply_Lost in Love.docx
@@ -4,7 +4,7 @@
   <w:body>
     <w:p>
       <w:pPr>
-        <w:spacing w:after="280"/>
+        <w:spacing w:after="80"/>
       </w:pPr>
       <w:r>
         <w:rPr w:rFonts="맑은 고딕">
@@ -13,94 +13,47 @@
           <w:color w:val="1E3A8A"/>
           <w:sz w:val="30"/>
         </w:rPr>
-        <w:t>[436] Air Supply - Lost in Love</w:t>
+        <w:t>Air Supply (공기 공급) - Lost in Love</w:t>
       </w:r>
     </w:p>
     <w:p>
       <w:pPr>
-        <w:spacing w:after="320"/>
+        <w:spacing w:after="240"/>
       </w:pPr>
       <w:r>
         <w:rPr w:rFonts="맑은 고딕">
           <w:rFonts w:ascii="맑은 고딕" w:hAnsi="맑은 고딕" w:eastAsia="맑은 고딕"/>
           <w:b/>
-          <w:sz w:val="20"/>
+          <w:color w:val="4B5563"/>
+          <w:sz w:val="22"/>
         </w:rPr>
-        <w:t>■ 위치 : 436</w:t>
-        <w:br/>
-      </w:r>
-      <w:r>
-        <w:rPr w:rFonts="맑은 고딕">
-          <w:rFonts w:ascii="맑은 고딕" w:hAnsi="맑은 고딕" w:eastAsia="맑은 고딕"/>
-          <w:b/>
-          <w:sz w:val="20"/>
-        </w:rPr>
-        <w:t>■ 아티스트 : Air Supply</w:t>
-        <w:br/>
-      </w:r>
-      <w:r>
-        <w:rPr w:rFonts="맑은 고딕">
-          <w:rFonts w:ascii="맑은 고딕" w:hAnsi="맑은 고딕" w:eastAsia="맑은 고딕"/>
-          <w:b/>
-          <w:sz w:val="20"/>
-        </w:rPr>
-        <w:t>■ 앨범명 : Lost in Love</w:t>
-        <w:br/>
-      </w:r>
-      <w:r>
-        <w:rPr w:rFonts="맑은 고딕">
-          <w:rFonts w:ascii="맑은 고딕" w:hAnsi="맑은 고딕" w:eastAsia="맑은 고딕"/>
-          <w:b w:val="0"/>
-          <w:sz w:val="20"/>
-        </w:rPr>
-        <w:t>■ 음반 레이블 : Arista Records</w:t>
-        <w:br/>
-      </w:r>
-      <w:r>
-        <w:rPr w:rFonts="맑은 고딕">
-          <w:rFonts w:ascii="맑은 고딕" w:hAnsi="맑은 고딕" w:eastAsia="맑은 고딕"/>
-          <w:b w:val="0"/>
-          <w:sz w:val="20"/>
-        </w:rPr>
-        <w:t>■ 발매년도 : 1980</w:t>
-        <w:br/>
-      </w:r>
-      <w:r>
-        <w:rPr w:rFonts="맑은 고딕">
-          <w:rFonts w:ascii="맑은 고딕" w:hAnsi="맑은 고딕" w:eastAsia="맑은 고딕"/>
-          <w:b w:val="0"/>
-          <w:sz w:val="20"/>
-        </w:rPr>
-        <w:t>■ 장르 : 소프트 록 (Soft Rock), 어덜트 컨템포러리 (Adult Contemporary), 팝 록 (Pop Rock)</w:t>
-        <w:br/>
-      </w:r>
-      <w:r>
-        <w:rPr w:rFonts="맑은 고딕">
-          <w:rFonts w:ascii="맑은 고딕" w:hAnsi="맑은 고딕" w:eastAsia="맑은 고딕"/>
-          <w:b w:val="0"/>
-          <w:sz w:val="20"/>
-        </w:rPr>
-        <w:t>■ 주요 수록곡 : 1. Lost in Love</w:t>
-        <w:br/>
+        <w:t>위치 :  436</w:t>
       </w:r>
     </w:p>
     <w:p>
       <w:pPr>
-        <w:spacing w:after="160"/>
+        <w:spacing w:line="324" w:lineRule="auto" w:before="80" w:after="160"/>
       </w:pPr>
       <w:r>
         <w:rPr w:rFonts="맑은 고딕">
           <w:rFonts w:ascii="맑은 고딕" w:hAnsi="맑은 고딕" w:eastAsia="맑은 고딕"/>
           <w:b/>
           <w:color w:val="1F2937"/>
-          <w:sz w:val="24"/>
+          <w:sz w:val="22"/>
         </w:rPr>
-        <w:t>■ 음반 해설 및 감상 가이드</w:t>
+        <w:t xml:space="preserve">[음반 소개] </w:t>
+      </w:r>
+      <w:r>
+        <w:rPr w:rFonts="맑은 고딕">
+          <w:rFonts w:ascii="맑은 고딕" w:hAnsi="맑은 고딕" w:eastAsia="맑은 고딕"/>
+          <w:b w:val="0"/>
+          <w:sz w:val="21"/>
+        </w:rPr>
       </w:r>
     </w:p>
     <w:p>
       <w:pPr>
-        <w:spacing w:line="312" w:lineRule="auto" w:after="120"/>
+        <w:spacing w:line="324" w:lineRule="auto" w:after="120"/>
       </w:pPr>
       <w:r>
         <w:rPr w:rFonts="맑은 고딕">
@@ -108,51 +61,516 @@
           <w:b w:val="0"/>
           <w:sz w:val="21"/>
         </w:rPr>
-        <w:t>호주 출신의 감성 팝 듀오 에어 서플라이(Air Supply)가 1980년에 발표한 앨범 《Lost in Love》는 1980년대 소프트 록과 어덜트 컨템포러리 장르의 포문을 열었던 불후의 명반입니다. 팀의 주축인 작곡가 겸 기타리스트 그레이엄 러셀(Graham Russell)의 탁월한 송라이팅과 메인 보컬 러셀 히치콕(Russell Hitchcock)의 천상적인 미성이 완벽하게 결합된 이 음반은, 전 세계 팝 음악 시장에 센세이션을 일으키며 이들을 단숨에 글로벌 스타덤에 올려놓았습니다. 음악 명가 아리스타(Arista) 레코드를 통해 세계 무대에 소개된 이 앨범은 상업적 성공과 음악적 완성도를 동시에 거머쥔 소프트 록의 시초이자 모범답안으로 꼽힙니다.</w:t>
+        <w:t>1980년대 소프트 록과 어덜트 컨템포러리의 찬란한 서막을 알린 에어 서플라이(Air Supply)의 명반 《Lost in Love》는 낭만주의 팝의 정수를 품고 있는 불멸의 기록입니다. 러셀 히치콕의 청아하면서도 드라마틱한 하이 테너와 그레이엄 러셀의 섬세한 멜로디 메이킹이 직조해 낸 선율은, 반세기가 흐른 오늘날에도 청자의 가슴에 한 줄기 청량한 바람처럼 스며듭니다. 거친 록과 디스코의 열풍이 지나간 자리에 클래시컬한 현악 오케스트레이션과 서정적인 팝 발라드의 품격을 아로새기며, 대중음악사에 가장 우아하고도 순수한 사랑의 송가를 남긴 걸작입니다.</w:t>
       </w:r>
     </w:p>
     <w:p>
       <w:pPr>
-        <w:spacing w:line="312" w:lineRule="auto" w:after="120"/>
+        <w:spacing w:line="324" w:lineRule="auto" w:before="200" w:after="80"/>
       </w:pPr>
+      <w:r>
+        <w:rPr w:rFonts="맑은 고딕">
+          <w:rFonts w:ascii="맑은 고딕" w:hAnsi="맑은 고딕" w:eastAsia="맑은 고딕"/>
+          <w:b/>
+          <w:color w:val="1E3A8A"/>
+          <w:sz w:val="24"/>
+        </w:rPr>
+        <w:t>1. 음반 데이터</w:t>
+      </w:r>
+    </w:p>
+    <w:p>
+      <w:pPr>
+        <w:spacing w:line="324" w:lineRule="auto" w:after="80"/>
+      </w:pPr>
+      <w:r>
+        <w:rPr w:rFonts="맑은 고딕">
+          <w:rFonts w:ascii="맑은 고딕" w:hAnsi="맑은 고딕" w:eastAsia="맑은 고딕"/>
+          <w:b w:val="0"/>
+          <w:color w:val="6B7280"/>
+          <w:sz w:val="21"/>
+        </w:rPr>
+        <w:t xml:space="preserve">· </w:t>
+      </w:r>
+      <w:r>
+        <w:rPr w:rFonts="맑은 고딕">
+          <w:rFonts w:ascii="맑은 고딕" w:hAnsi="맑은 고딕" w:eastAsia="맑은 고딕"/>
+          <w:b/>
+          <w:color w:val="1F2937"/>
+          <w:sz w:val="21"/>
+        </w:rPr>
+        <w:t xml:space="preserve">앨범명: </w:t>
+      </w:r>
       <w:r>
         <w:rPr w:rFonts="맑은 고딕">
           <w:rFonts w:ascii="맑은 고딕" w:hAnsi="맑은 고딕" w:eastAsia="맑은 고딕"/>
           <w:b w:val="0"/>
           <w:sz w:val="21"/>
         </w:rPr>
-        <w:t>음악적으로 이 음반은 맑고 투명한 서정성과 드라마틱한 멜로디 라인을 극대화한 것이 특징입니다. 풍성한 현악 편곡과 섬세한 아쿠스틱 기타 반주를 바탕으로, 러셀 히치콕의 청아하면서도 압도적인 고음 보컬이 어우러져 감성의 극치를 선사합니다. 절제된 밴드 사운드 위에 겹겹이 쌓아 올린 보컬 하모니는 수채화처럼 맑고 고운 음영을 만들어내며, 듣는 이로 하여금 깊은 몰입감과 낭만적인 향수를 느끼게 합니다.</w:t>
+        <w:t>Lost in Love</w:t>
       </w:r>
     </w:p>
     <w:p>
       <w:pPr>
-        <w:spacing w:line="312" w:lineRule="auto" w:after="120"/>
+        <w:spacing w:line="324" w:lineRule="auto" w:after="80"/>
       </w:pPr>
+      <w:r>
+        <w:rPr w:rFonts="맑은 고딕">
+          <w:rFonts w:ascii="맑은 고딕" w:hAnsi="맑은 고딕" w:eastAsia="맑은 고딕"/>
+          <w:b w:val="0"/>
+          <w:color w:val="6B7280"/>
+          <w:sz w:val="21"/>
+        </w:rPr>
+        <w:t xml:space="preserve">· </w:t>
+      </w:r>
+      <w:r>
+        <w:rPr w:rFonts="맑은 고딕">
+          <w:rFonts w:ascii="맑은 고딕" w:hAnsi="맑은 고딕" w:eastAsia="맑은 고딕"/>
+          <w:b/>
+          <w:color w:val="1F2937"/>
+          <w:sz w:val="21"/>
+        </w:rPr>
+        <w:t xml:space="preserve">아티스트: </w:t>
+      </w:r>
       <w:r>
         <w:rPr w:rFonts="맑은 고딕">
           <w:rFonts w:ascii="맑은 고딕" w:hAnsi="맑은 고딕" w:eastAsia="맑은 고딕"/>
           <w:b w:val="0"/>
           <w:sz w:val="21"/>
         </w:rPr>
-        <w:t>앨범을 채우고 있는 수록곡들은 팝 역사상 가장 아름다운 발라드 트랙들로 가득합니다. 빌보드 싱글 차트 상위권을 쓸어 담았던 타이틀곡 "Lost in Love"는 감미로운 아쿠스틱 리듬과 상쾌한 멜로디로 연가(戀歌)의 진수를 보여주며, 지금까지도 록 발라드의 대명사로 칭송받는 "All Out of Love"는 후반부로 갈수록 터져 나오는 장엄한 보컬과 드라마틱한 기승전결로 애절함의 진수를 선사합니다. 아울러 경쾌한 포크 팝 스타일의 "Every Woman in the World"와 서정적인 멜로디가 돋보이는 "Chances" 등은 앨범 전체의 구조적 완결성을 높여줍니다.</w:t>
+        <w:t>Air Supply (공기 공급)</w:t>
       </w:r>
     </w:p>
     <w:p>
       <w:pPr>
-        <w:spacing w:line="312" w:lineRule="auto" w:after="120"/>
+        <w:spacing w:line="324" w:lineRule="auto" w:after="80"/>
       </w:pPr>
+      <w:r>
+        <w:rPr w:rFonts="맑은 고딕">
+          <w:rFonts w:ascii="맑은 고딕" w:hAnsi="맑은 고딕" w:eastAsia="맑은 고딕"/>
+          <w:b w:val="0"/>
+          <w:color w:val="6B7280"/>
+          <w:sz w:val="21"/>
+        </w:rPr>
+        <w:t xml:space="preserve">· </w:t>
+      </w:r>
+      <w:r>
+        <w:rPr w:rFonts="맑은 고딕">
+          <w:rFonts w:ascii="맑은 고딕" w:hAnsi="맑은 고딕" w:eastAsia="맑은 고딕"/>
+          <w:b/>
+          <w:color w:val="1F2937"/>
+          <w:sz w:val="21"/>
+        </w:rPr>
+        <w:t xml:space="preserve">발매 정보: </w:t>
+      </w:r>
       <w:r>
         <w:rPr w:rFonts="맑은 고딕">
           <w:rFonts w:ascii="맑은 고딕" w:hAnsi="맑은 고딕" w:eastAsia="맑은 고딕"/>
           <w:b w:val="0"/>
           <w:sz w:val="21"/>
         </w:rPr>
-        <w:t>《Lost in Love》는 LP의 따뜻하고 풍부한 아날로그 질감으로 감상할 때 그 진가가 더욱 찬란하게 빛나는 작품입니다. 섬세하게 조율된 오케스트레이션과 아날로그 미디엄이 전하는 입체적인 사운드 스케이프는 시대를 초월하여 잊고 있던 순수한 감동을 일깨워줍니다. 80년대 팝의 황금기를 수놓았던 이 아름다운 명반은 진정한 사랑과 그리움의 정서를 가장 품격 있게 노래한 아날로그 시대의 위대한 유산입니다.</w:t>
+        <w:t>1980년 3월 아리스타(Arista) 레코드를 통해 발매된 통산 다섯 번째 스튜디오 앨범이자, 호주를 넘어 전 세계적인 센세이션을 일으킨 글로벌 메이저 데뷔작입니다. 전설적인 음반 제작자 클라이브 데이비스(Clive Davis)의 전폭적인 지휘 아래 정교한 편곡과 유려한 사운드 메이킹을 거쳐 웰메이드 어덜트 컨템포러리의 모범으로 탄생하였습니다.</w:t>
+      </w:r>
+    </w:p>
+    <w:p>
+      <w:pPr>
+        <w:spacing w:line="324" w:lineRule="auto" w:after="80"/>
+      </w:pPr>
+      <w:r>
+        <w:rPr w:rFonts="맑은 고딕">
+          <w:rFonts w:ascii="맑은 고딕" w:hAnsi="맑은 고딕" w:eastAsia="맑은 고딕"/>
+          <w:b w:val="0"/>
+          <w:color w:val="6B7280"/>
+          <w:sz w:val="21"/>
+        </w:rPr>
+        <w:t xml:space="preserve">· </w:t>
+      </w:r>
+      <w:r>
+        <w:rPr w:rFonts="맑은 고딕">
+          <w:rFonts w:ascii="맑은 고딕" w:hAnsi="맑은 고딕" w:eastAsia="맑은 고딕"/>
+          <w:b/>
+          <w:color w:val="1F2937"/>
+          <w:sz w:val="21"/>
+        </w:rPr>
+        <w:t xml:space="preserve">LP 인기도(판매량): </w:t>
+      </w:r>
+      <w:r>
+        <w:rPr w:rFonts="맑은 고딕">
+          <w:rFonts w:ascii="맑은 고딕" w:hAnsi="맑은 고딕" w:eastAsia="맑은 고딕"/>
+          <w:b w:val="0"/>
+          <w:sz w:val="21"/>
+        </w:rPr>
+        <w:t>발매 직후 미국 빌보드 200 앨범 차트 22위에 오르며 미국 내에서만 200만 장 이상의 판매고를 올려 더블 플래티넘을 기록했습니다. 앨범 동명 타이틀곡 'Lost in Love'(3위), 불후의 명곡 'All Out of Love'(2위), 'Every Woman in the World'(5위) 등 무려 세 곡의 톱 5 싱글을 연달아 쏟아내며 전 세계 팝 차트를 석권했습니다.</w:t>
+      </w:r>
+    </w:p>
+    <w:p>
+      <w:pPr>
+        <w:spacing w:line="324" w:lineRule="auto" w:after="80"/>
+      </w:pPr>
+      <w:r>
+        <w:rPr w:rFonts="맑은 고딕">
+          <w:rFonts w:ascii="맑은 고딕" w:hAnsi="맑은 고딕" w:eastAsia="맑은 고딕"/>
+          <w:b w:val="0"/>
+          <w:color w:val="6B7280"/>
+          <w:sz w:val="21"/>
+        </w:rPr>
+        <w:t xml:space="preserve">· </w:t>
+      </w:r>
+      <w:r>
+        <w:rPr w:rFonts="맑은 고딕">
+          <w:rFonts w:ascii="맑은 고딕" w:hAnsi="맑은 고딕" w:eastAsia="맑은 고딕"/>
+          <w:b/>
+          <w:color w:val="1F2937"/>
+          <w:sz w:val="21"/>
+        </w:rPr>
+        <w:t xml:space="preserve">각종 수상경력: </w:t>
+      </w:r>
+      <w:r>
+        <w:rPr w:rFonts="맑은 고딕">
+          <w:rFonts w:ascii="맑은 고딕" w:hAnsi="맑은 고딕" w:eastAsia="맑은 고딕"/>
+          <w:b w:val="0"/>
+          <w:sz w:val="21"/>
+        </w:rPr>
+        <w:t>1981년 아메리칸 뮤직 어워즈(AMA) 최우수 팝/록 듀오 부문에 노미네이트되었으며, 그래미 어워즈를 비롯한 유수의 음악 시상식에서 조명받으며 상업적 흥행과 음악적 완성도를 동시에 공인받았습니다.</w:t>
+      </w:r>
+    </w:p>
+    <w:p>
+      <w:pPr>
+        <w:spacing w:line="324" w:lineRule="auto" w:before="200" w:after="80"/>
+      </w:pPr>
+      <w:r>
+        <w:rPr w:rFonts="맑은 고딕">
+          <w:rFonts w:ascii="맑은 고딕" w:hAnsi="맑은 고딕" w:eastAsia="맑은 고딕"/>
+          <w:b/>
+          <w:color w:val="1E3A8A"/>
+          <w:sz w:val="24"/>
+        </w:rPr>
+        <w:t>2. 아티스트 정보</w:t>
+      </w:r>
+    </w:p>
+    <w:p>
+      <w:pPr>
+        <w:spacing w:line="324" w:lineRule="auto" w:after="80"/>
+      </w:pPr>
+      <w:r>
+        <w:rPr w:rFonts="맑은 고딕">
+          <w:rFonts w:ascii="맑은 고딕" w:hAnsi="맑은 고딕" w:eastAsia="맑은 고딕"/>
+          <w:b w:val="0"/>
+          <w:color w:val="6B7280"/>
+          <w:sz w:val="21"/>
+        </w:rPr>
+        <w:t xml:space="preserve">· </w:t>
+      </w:r>
+      <w:r>
+        <w:rPr w:rFonts="맑은 고딕">
+          <w:rFonts w:ascii="맑은 고딕" w:hAnsi="맑은 고딕" w:eastAsia="맑은 고딕"/>
+          <w:b/>
+          <w:color w:val="1F2937"/>
+          <w:sz w:val="21"/>
+        </w:rPr>
+        <w:t xml:space="preserve">국적: </w:t>
+      </w:r>
+      <w:r>
+        <w:rPr w:rFonts="맑은 고딕">
+          <w:rFonts w:ascii="맑은 고딕" w:hAnsi="맑은 고딕" w:eastAsia="맑은 고딕"/>
+          <w:b w:val="0"/>
+          <w:sz w:val="21"/>
+        </w:rPr>
+        <w:t>호주 (Australia)</w:t>
+      </w:r>
+    </w:p>
+    <w:p>
+      <w:pPr>
+        <w:spacing w:line="324" w:lineRule="auto" w:after="80"/>
+      </w:pPr>
+      <w:r>
+        <w:rPr w:rFonts="맑은 고딕">
+          <w:rFonts w:ascii="맑은 고딕" w:hAnsi="맑은 고딕" w:eastAsia="맑은 고딕"/>
+          <w:b w:val="0"/>
+          <w:color w:val="6B7280"/>
+          <w:sz w:val="21"/>
+        </w:rPr>
+        <w:t xml:space="preserve">· </w:t>
+      </w:r>
+      <w:r>
+        <w:rPr w:rFonts="맑은 고딕">
+          <w:rFonts w:ascii="맑은 고딕" w:hAnsi="맑은 고딕" w:eastAsia="맑은 고딕"/>
+          <w:b/>
+          <w:color w:val="1F2937"/>
+          <w:sz w:val="21"/>
+        </w:rPr>
+        <w:t xml:space="preserve">생몰년도: </w:t>
+      </w:r>
+      <w:r>
+        <w:rPr w:rFonts="맑은 고딕">
+          <w:rFonts w:ascii="맑은 고딕" w:hAnsi="맑은 고딕" w:eastAsia="맑은 고딕"/>
+          <w:b w:val="0"/>
+          <w:sz w:val="21"/>
+        </w:rPr>
+        <w:t>1975년 결성</w:t>
+      </w:r>
+    </w:p>
+    <w:p>
+      <w:pPr>
+        <w:spacing w:line="324" w:lineRule="auto" w:after="80"/>
+      </w:pPr>
+      <w:r>
+        <w:rPr w:rFonts="맑은 고딕">
+          <w:rFonts w:ascii="맑은 고딕" w:hAnsi="맑은 고딕" w:eastAsia="맑은 고딕"/>
+          <w:b w:val="0"/>
+          <w:color w:val="6B7280"/>
+          <w:sz w:val="21"/>
+        </w:rPr>
+        <w:t xml:space="preserve">· </w:t>
+      </w:r>
+      <w:r>
+        <w:rPr w:rFonts="맑은 고딕">
+          <w:rFonts w:ascii="맑은 고딕" w:hAnsi="맑은 고딕" w:eastAsia="맑은 고딕"/>
+          <w:b/>
+          <w:color w:val="1F2937"/>
+          <w:sz w:val="21"/>
+        </w:rPr>
+        <w:t xml:space="preserve">그룹 소속: </w:t>
+      </w:r>
+      <w:r>
+        <w:rPr w:rFonts="맑은 고딕">
+          <w:rFonts w:ascii="맑은 고딕" w:hAnsi="맑은 고딕" w:eastAsia="맑은 고딕"/>
+          <w:b w:val="0"/>
+          <w:sz w:val="21"/>
+        </w:rPr>
+        <w:t>2인조 소프트 록 듀오 (Duo)</w:t>
+      </w:r>
+    </w:p>
+    <w:p>
+      <w:pPr>
+        <w:spacing w:line="324" w:lineRule="auto" w:after="80"/>
+      </w:pPr>
+      <w:r>
+        <w:rPr w:rFonts="맑은 고딕">
+          <w:rFonts w:ascii="맑은 고딕" w:hAnsi="맑은 고딕" w:eastAsia="맑은 고딕"/>
+          <w:b w:val="0"/>
+          <w:color w:val="6B7280"/>
+          <w:sz w:val="21"/>
+        </w:rPr>
+        <w:t xml:space="preserve">· </w:t>
+      </w:r>
+      <w:r>
+        <w:rPr w:rFonts="맑은 고딕">
+          <w:rFonts w:ascii="맑은 고딕" w:hAnsi="맑은 고딕" w:eastAsia="맑은 고딕"/>
+          <w:b/>
+          <w:color w:val="1F2937"/>
+          <w:sz w:val="21"/>
+        </w:rPr>
+        <w:t xml:space="preserve">아티스트 소개: </w:t>
+      </w:r>
+      <w:r>
+        <w:rPr w:rFonts="맑은 고딕">
+          <w:rFonts w:ascii="맑은 고딕" w:hAnsi="맑은 고딕" w:eastAsia="맑은 고딕"/>
+          <w:b w:val="0"/>
+          <w:sz w:val="21"/>
+        </w:rPr>
+        <w:t>에어 서플라이는 보컬리스트 러셀 히치콕(Russell Hitchcock)과 싱어송라이터 그레이엄 러셀(Graham Russell)이 결성한 호주 대중음악 역사상 가장 독보적인 소프트 록 듀오입니다. 서정적인 어쿠스틱 사운드에 클래식 감성의 웅장한 편곡, 그리고 인간의 목소리가 낼 수 있는 가장 맑고 힘 있는 미성을 결합하여 1980년대 팝 발라드의 표준을 정립했습니다.</w:t>
+      </w:r>
+    </w:p>
+    <w:p>
+      <w:pPr>
+        <w:spacing w:line="324" w:lineRule="auto" w:before="200" w:after="80"/>
+      </w:pPr>
+      <w:r>
+        <w:rPr w:rFonts="맑은 고딕">
+          <w:rFonts w:ascii="맑은 고딕" w:hAnsi="맑은 고딕" w:eastAsia="맑은 고딕"/>
+          <w:b/>
+          <w:color w:val="1E3A8A"/>
+          <w:sz w:val="24"/>
+        </w:rPr>
+        <w:t>3. 음반 상세 분석</w:t>
+      </w:r>
+    </w:p>
+    <w:p>
+      <w:pPr>
+        <w:spacing w:line="324" w:lineRule="auto" w:after="80"/>
+      </w:pPr>
+      <w:r>
+        <w:rPr w:rFonts="맑은 고딕">
+          <w:rFonts w:ascii="맑은 고딕" w:hAnsi="맑은 고딕" w:eastAsia="맑은 고딕"/>
+          <w:b w:val="0"/>
+          <w:color w:val="6B7280"/>
+          <w:sz w:val="21"/>
+        </w:rPr>
+        <w:t xml:space="preserve">· </w:t>
+      </w:r>
+      <w:r>
+        <w:rPr w:rFonts="맑은 고딕">
+          <w:rFonts w:ascii="맑은 고딕" w:hAnsi="맑은 고딕" w:eastAsia="맑은 고딕"/>
+          <w:b/>
+          <w:color w:val="1F2937"/>
+          <w:sz w:val="21"/>
+        </w:rPr>
+        <w:t xml:space="preserve">역사적 위치: </w:t>
+      </w:r>
+      <w:r>
+        <w:rPr w:rFonts="맑은 고딕">
+          <w:rFonts w:ascii="맑은 고딕" w:hAnsi="맑은 고딕" w:eastAsia="맑은 고딕"/>
+          <w:b w:val="0"/>
+          <w:sz w:val="21"/>
+        </w:rPr>
+        <w:t>본 앨범은 1970년대 후반의 펑크와 디스코의 광풍이 잦아들던 시기, 멜로디 중심의 서정적 팝 음악이 대중음악계의 중심축으로 화려하게 복귀했음을 알린 이정표적 음반입니다. 클래식 음악의 단아한 구조와 대중적인 훅(Hook)을 완벽하게 융화시켜, 팝 음악이 지닐 수 있는 가장 고결한 감동의 형식을 완성해 냈습니다.</w:t>
+      </w:r>
+    </w:p>
+    <w:p>
+      <w:pPr>
+        <w:spacing w:line="324" w:lineRule="auto" w:after="80"/>
+      </w:pPr>
+      <w:r>
+        <w:rPr w:rFonts="맑은 고딕">
+          <w:rFonts w:ascii="맑은 고딕" w:hAnsi="맑은 고딕" w:eastAsia="맑은 고딕"/>
+          <w:b w:val="0"/>
+          <w:color w:val="6B7280"/>
+          <w:sz w:val="21"/>
+        </w:rPr>
+        <w:t xml:space="preserve">· </w:t>
+      </w:r>
+      <w:r>
+        <w:rPr w:rFonts="맑은 고딕">
+          <w:rFonts w:ascii="맑은 고딕" w:hAnsi="맑은 고딕" w:eastAsia="맑은 고딕"/>
+          <w:b/>
+          <w:color w:val="1F2937"/>
+          <w:sz w:val="21"/>
+        </w:rPr>
+        <w:t xml:space="preserve">시대의 흔적(스토리텔링): </w:t>
+      </w:r>
+      <w:r>
+        <w:rPr w:rFonts="맑은 고딕">
+          <w:rFonts w:ascii="맑은 고딕" w:hAnsi="맑은 고딕" w:eastAsia="맑은 고딕"/>
+          <w:b w:val="0"/>
+          <w:sz w:val="21"/>
+        </w:rPr>
+        <w:t>1980년대 초입, 산업화의 물결과 급변하는 사회상 속에서 위안을 갈구하던 당대 청춘들에게 이들의 음악은 따스한 정서적 안식처가 되어 주었습니다. 라디오 전파를 타고 흐르던 이들의 하모니는 수많은 이들의 첫사랑과 이별의 기억마다 짙은 노스탤지어로 아로새겨져 한 시대를 공유한 세대의 정서적 지문으로 남아 있습니다.</w:t>
+      </w:r>
+    </w:p>
+    <w:p>
+      <w:pPr>
+        <w:spacing w:line="324" w:lineRule="auto" w:before="200" w:after="80"/>
+      </w:pPr>
+      <w:r>
+        <w:rPr w:rFonts="맑은 고딕">
+          <w:rFonts w:ascii="맑은 고딕" w:hAnsi="맑은 고딕" w:eastAsia="맑은 고딕"/>
+          <w:b/>
+          <w:color w:val="1E3A8A"/>
+          <w:sz w:val="24"/>
+        </w:rPr>
+        <w:t>4. 주요 수록곡 및 감상 제언</w:t>
+      </w:r>
+    </w:p>
+    <w:p>
+      <w:pPr>
+        <w:spacing w:line="324" w:lineRule="auto" w:after="80"/>
+      </w:pPr>
+      <w:r>
+        <w:rPr w:rFonts="맑은 고딕">
+          <w:rFonts w:ascii="맑은 고딕" w:hAnsi="맑은 고딕" w:eastAsia="맑은 고딕"/>
+          <w:b w:val="0"/>
+          <w:color w:val="6B7280"/>
+          <w:sz w:val="21"/>
+        </w:rPr>
+        <w:t xml:space="preserve">· </w:t>
+      </w:r>
+      <w:r>
+        <w:rPr w:rFonts="맑은 고딕">
+          <w:rFonts w:ascii="맑은 고딕" w:hAnsi="맑은 고딕" w:eastAsia="맑은 고딕"/>
+          <w:b/>
+          <w:color w:val="1F2937"/>
+          <w:sz w:val="21"/>
+        </w:rPr>
+        <w:t xml:space="preserve">주요 수록곡 특징: </w:t>
+      </w:r>
+      <w:r>
+        <w:rPr w:rFonts="맑은 고딕">
+          <w:rFonts w:ascii="맑은 고딕" w:hAnsi="맑은 고딕" w:eastAsia="맑은 고딕"/>
+          <w:b w:val="0"/>
+          <w:sz w:val="21"/>
+        </w:rPr>
+        <w:t>어쿠스틱 기타의 담백한 울림 위에 애절한 고백이 얹히는 'Lost in Love', 절제된 피아노 선율로 시작해 웅장한 스트링과 히치콕의 폭발적인 절창으로 치닫는 대서사시 'All Out of Love', 따뜻한 설렘과 경쾌한 낭만을 선사하는 'Every Woman in the World' 등 버릴 곡 없는 완벽한 흐름을 자랑합니다.</w:t>
+      </w:r>
+    </w:p>
+    <w:p>
+      <w:pPr>
+        <w:spacing w:line="324" w:lineRule="auto" w:after="80"/>
+      </w:pPr>
+      <w:r>
+        <w:rPr w:rFonts="맑은 고딕">
+          <w:rFonts w:ascii="맑은 고딕" w:hAnsi="맑은 고딕" w:eastAsia="맑은 고딕"/>
+          <w:b w:val="0"/>
+          <w:color w:val="6B7280"/>
+          <w:sz w:val="21"/>
+        </w:rPr>
+        <w:t xml:space="preserve">· </w:t>
+      </w:r>
+      <w:r>
+        <w:rPr w:rFonts="맑은 고딕">
+          <w:rFonts w:ascii="맑은 고딕" w:hAnsi="맑은 고딕" w:eastAsia="맑은 고딕"/>
+          <w:b/>
+          <w:color w:val="1F2937"/>
+          <w:sz w:val="21"/>
+        </w:rPr>
+        <w:t xml:space="preserve">빈티지 감상 제언: </w:t>
+      </w:r>
+      <w:r>
+        <w:rPr w:rFonts="맑은 고딕">
+          <w:rFonts w:ascii="맑은 고딕" w:hAnsi="맑은 고딕" w:eastAsia="맑은 고딕"/>
+          <w:b w:val="0"/>
+          <w:sz w:val="21"/>
+        </w:rPr>
+        <w:t>LP 바이닐의 소리골을 타고 흐르는 현악기의 질감과 보컬의 숨소리는 디지털 음원에서는 결코 체감할 수 없는 두터운 온기와 공기감을 지니고 있습니다. 부드러운 진공관 앰프와 밀도 높은 카트리지의 조합으로 감상할 때, 러셀 히치콕의 천상계 보컬이 지닌 잔향과 어쿠스틱 악기들의 섬세한 배음이 시청실 전체를 그윽하게 채우는 황홀경을 선사합니다.</w:t>
+      </w:r>
+    </w:p>
+    <w:p>
+      <w:pPr>
+        <w:spacing w:line="324" w:lineRule="auto" w:after="80"/>
+      </w:pPr>
+      <w:r>
+        <w:rPr w:rFonts="맑은 고딕">
+          <w:rFonts w:ascii="맑은 고딕" w:hAnsi="맑은 고딕" w:eastAsia="맑은 고딕"/>
+          <w:b w:val="0"/>
+          <w:color w:val="6B7280"/>
+          <w:sz w:val="21"/>
+        </w:rPr>
+        <w:t xml:space="preserve">· </w:t>
+      </w:r>
+      <w:r>
+        <w:rPr w:rFonts="맑은 고딕">
+          <w:rFonts w:ascii="맑은 고딕" w:hAnsi="맑은 고딕" w:eastAsia="맑은 고딕"/>
+          <w:b/>
+          <w:color w:val="1F2937"/>
+          <w:sz w:val="21"/>
+        </w:rPr>
+        <w:t xml:space="preserve">소장 가치: </w:t>
+      </w:r>
+      <w:r>
+        <w:rPr w:rFonts="맑은 고딕">
+          <w:rFonts w:ascii="맑은 고딕" w:hAnsi="맑은 고딕" w:eastAsia="맑은 고딕"/>
+          <w:b w:val="0"/>
+          <w:sz w:val="21"/>
+        </w:rPr>
+        <w:t>1980년대 소프트 록 황금기의 원점을 확인시켜 주는 마스터피스로서, 아날로그 오디오파일 컬렉터라면 반드시 턴테이블 곁에 꽂아두어야 할 에센셜 아이템입니다. 세월의 풍파 속에서도 결코 바래지 않는 순백의 멜로디와 당대 최고의 레코딩 미학을 오롯이 간직하고 있는 영원한 팝의 고전입니다.</w:t>
+      </w:r>
+    </w:p>
+    <w:p>
+      <w:pPr>
+        <w:spacing w:line="324" w:lineRule="auto" w:after="120" w:before="160"/>
+      </w:pPr>
+      <w:r>
+        <w:rPr w:rFonts="맑은 고딕">
+          <w:rFonts w:ascii="맑은 고딕" w:hAnsi="맑은 고딕" w:eastAsia="맑은 고딕"/>
+          <w:b/>
+          <w:color w:val="4338CA"/>
+          <w:sz w:val="21"/>
+        </w:rPr>
+        <w:t>이 음반을 통해 턴테이블의 회전 속에 녹아드는 순백의 서정과, 아날로그 사운드가 전해주는 감동을 다시 한번 경험해 보시는 것은 어떨까요?</w:t>
       </w:r>
     </w:p>
     <w:sectPr>
       <w:pgSz w:w="12240" w:h="15840"/>
-      <w:pgMar w:top="1440" w:right="1440" w:bottom="1440" w:left="1440" w:header="720" w:footer="720" w:gutter="0"/>
+      <w:pgMar w:top="1152" w:right="1296" w:bottom="1152" w:left="1296" w:header="720" w:footer="720" w:gutter="0"/>
       <w:cols w:space="720"/>
       <w:docGrid w:linePitch="360"/>
     </w:sectPr>

--- a/word_reports/LP_0051_위치_436_Air Supply_Lost in Love.docx
+++ b/word_reports/LP_0051_위치_436_Air Supply_Lost in Love.docx
@@ -32,7 +32,7 @@
     </w:p>
     <w:p>
       <w:pPr>
-        <w:spacing w:line="324" w:lineRule="auto" w:before="80" w:after="160"/>
+        <w:spacing w:line="324" w:lineRule="auto" w:before="80" w:after="120"/>
       </w:pPr>
       <w:r>
         <w:rPr w:rFonts="맑은 고딕">
@@ -42,13 +42,6 @@
           <w:sz w:val="22"/>
         </w:rPr>
         <w:t xml:space="preserve">[음반 소개] </w:t>
-      </w:r>
-      <w:r>
-        <w:rPr w:rFonts="맑은 고딕">
-          <w:rFonts w:ascii="맑은 고딕" w:hAnsi="맑은 고딕" w:eastAsia="맑은 고딕"/>
-          <w:b w:val="0"/>
-          <w:sz w:val="21"/>
-        </w:rPr>
       </w:r>
     </w:p>
     <w:p>
@@ -61,7 +54,46 @@
           <w:b w:val="0"/>
           <w:sz w:val="21"/>
         </w:rPr>
-        <w:t>1980년대 소프트 록과 어덜트 컨템포러리의 찬란한 서막을 알린 에어 서플라이(Air Supply)의 명반 《Lost in Love》는 낭만주의 팝의 정수를 품고 있는 불멸의 기록입니다. 러셀 히치콕의 청아하면서도 드라마틱한 하이 테너와 그레이엄 러셀의 섬세한 멜로디 메이킹이 직조해 낸 선율은, 반세기가 흐른 오늘날에도 청자의 가슴에 한 줄기 청량한 바람처럼 스며듭니다. 거친 록과 디스코의 열풍이 지나간 자리에 클래시컬한 현악 오케스트레이션과 서정적인 팝 발라드의 품격을 아로새기며, 대중음악사에 가장 우아하고도 순수한 사랑의 송가를 남긴 걸작입니다.</w:t>
+        <w:t>1980년의 문턱에서 대중음악계는 거대한 전환기를 맞이하고 있었습니다. 현란했던 디스코의 열기는 점차 잦아들고, 뉴웨이브의 차가운 신시사이저 사운드가 서서히 태동하던 그 격변의 시기에, 오스트레일리아 출신의 두 음악가 그레이엄 러셀과 러셀 히치콕은 가장 고전적이면서도 순수한 '멜로디의 미학'을 들고 세계 무대에 혜성처럼 등장했습니다. 그것이 바로 전 세계를 감미로운 서정의 도가니로 몰아넣은 에어 서플라이(Air Supply)의 인터내셔널 데뷔 걸작, [Lost in Love]입니다.</w:t>
+      </w:r>
+    </w:p>
+    <w:p>
+      <w:pPr>
+        <w:spacing w:line="324" w:lineRule="auto" w:after="120"/>
+      </w:pPr>
+      <w:r>
+        <w:rPr w:rFonts="맑은 고딕">
+          <w:rFonts w:ascii="맑은 고딕" w:hAnsi="맑은 고딕" w:eastAsia="맑은 고딕"/>
+          <w:b w:val="0"/>
+          <w:sz w:val="21"/>
+        </w:rPr>
+        <w:t>본 작의 탄생 배경에는 전설적인 프로듀서이자 음반 기획자인 아리스타 레코즈의 클라이브 데이비스와의 운명적인 만남이 있었습니다. 이미 호주 로컬 씬에서 뛰어난 멜로디 메이커로 인정받던 그들의 잠재력을 간파한 데이비스는, 그들의 원곡에 보다 세련되고 웅장한 오케스트레이션과 드라마틱한 팝 프로덕션을 덧입혀 시대의 마스터피스로 재탄생시켰습니다. 그레이엄 러셀의 정교하고 섬세한 송라이팅과, 지상에서 가장 맑고 청아하게 솟구쳐 오르는 러셀 히치콕의 하이 테너 보컬은 그 누구도 흉내 낼 수 없는 완벽한 음악적 화학반응을 일으켰습니다.</w:t>
+      </w:r>
+    </w:p>
+    <w:p>
+      <w:pPr>
+        <w:spacing w:line="324" w:lineRule="auto" w:after="120"/>
+      </w:pPr>
+      <w:r>
+        <w:rPr w:rFonts="맑은 고딕">
+          <w:rFonts w:ascii="맑은 고딕" w:hAnsi="맑은 고딕" w:eastAsia="맑은 고딕"/>
+          <w:b w:val="0"/>
+          <w:sz w:val="21"/>
+        </w:rPr>
+        <w:t>에어 서플라이가 이 앨범을 통해 전하고자 했던 예술적 철학은 명료하면서도 숭고했습니다. 그것은 바로 냉소와 물질만능주의로 물들어가는 현대 사회 속에서, 인간의 가장 근원적인 감정인 ‘사랑’과 ‘상실’, 그리고 ‘순정’의 가치를 복원하는 것이었습니다. 화려한 기교나 자극적인 비트 대신, 폐부를 찌르는 낭만적인 화음과 진솔한 노랫말로 엮어낸 이들의 멜로디는 언어와 국경을 뛰어넘어 전 세계 청자들의 마음 깊은 곳을 어루만졌습니다.</w:t>
+      </w:r>
+    </w:p>
+    <w:p>
+      <w:pPr>
+        <w:spacing w:line="324" w:lineRule="auto" w:after="120"/>
+      </w:pPr>
+      <w:r>
+        <w:rPr w:rFonts="맑은 고딕">
+          <w:rFonts w:ascii="맑은 고딕" w:hAnsi="맑은 고딕" w:eastAsia="맑은 고딕"/>
+          <w:b w:val="0"/>
+          <w:sz w:val="21"/>
+        </w:rPr>
+        <w:t>반세기에 가까운 세월이 흐른 오늘날에도 턴테이블 위에 이 앨범을 올릴 때마다 피어오르는 감동은 조금도 바래지 않았습니다. [Lost in Love]는 단순한 히트 팝 앨범을 넘어, 1980년대 어덜트 컨템포러리와 소프트 록 사운드의 황금기를 개막한 불멸의 기념비이며, 시대를 초월해 영원히 호흡하는 한 편의 아름다운 서정시로 기억되고 있습니다.</w:t>
       </w:r>
     </w:p>
     <w:p>
@@ -129,37 +161,6 @@
           <w:color w:val="1F2937"/>
           <w:sz w:val="21"/>
         </w:rPr>
-        <w:t xml:space="preserve">아티스트: </w:t>
-      </w:r>
-      <w:r>
-        <w:rPr w:rFonts="맑은 고딕">
-          <w:rFonts w:ascii="맑은 고딕" w:hAnsi="맑은 고딕" w:eastAsia="맑은 고딕"/>
-          <w:b w:val="0"/>
-          <w:sz w:val="21"/>
-        </w:rPr>
-        <w:t>Air Supply (공기 공급)</w:t>
-      </w:r>
-    </w:p>
-    <w:p>
-      <w:pPr>
-        <w:spacing w:line="324" w:lineRule="auto" w:after="80"/>
-      </w:pPr>
-      <w:r>
-        <w:rPr w:rFonts="맑은 고딕">
-          <w:rFonts w:ascii="맑은 고딕" w:hAnsi="맑은 고딕" w:eastAsia="맑은 고딕"/>
-          <w:b w:val="0"/>
-          <w:color w:val="6B7280"/>
-          <w:sz w:val="21"/>
-        </w:rPr>
-        <w:t xml:space="preserve">· </w:t>
-      </w:r>
-      <w:r>
-        <w:rPr w:rFonts="맑은 고딕">
-          <w:rFonts w:ascii="맑은 고딕" w:hAnsi="맑은 고딕" w:eastAsia="맑은 고딕"/>
-          <w:b/>
-          <w:color w:val="1F2937"/>
-          <w:sz w:val="21"/>
-        </w:rPr>
         <w:t xml:space="preserve">발매 정보: </w:t>
       </w:r>
       <w:r>
@@ -168,7 +169,7 @@
           <w:b w:val="0"/>
           <w:sz w:val="21"/>
         </w:rPr>
-        <w:t>1980년 3월 아리스타(Arista) 레코드를 통해 발매된 통산 다섯 번째 스튜디오 앨범이자, 호주를 넘어 전 세계적인 센세이션을 일으킨 글로벌 메이저 데뷔작입니다. 전설적인 음반 제작자 클라이브 데이비스(Clive Davis)의 전폭적인 지휘 아래 정교한 편곡과 유려한 사운드 메이킹을 거쳐 웰메이드 어덜트 컨템포러리의 모범으로 탄생하였습니다.</w:t>
+        <w:t>1980년 3월 아리스타 레코즈(Arista Records)를 통해 전 세계에 발매된 에어 서플라이의 통산 다섯 번째 정규 음반이자, 글로벌 시장에 이들의 이름을 아로새긴 역사적인 인터내셔널 데뷔 앨범입니다.</w:t>
       </w:r>
     </w:p>
     <w:p>
@@ -199,7 +200,7 @@
           <w:b w:val="0"/>
           <w:sz w:val="21"/>
         </w:rPr>
-        <w:t>발매 직후 미국 빌보드 200 앨범 차트 22위에 오르며 미국 내에서만 200만 장 이상의 판매고를 올려 더블 플래티넘을 기록했습니다. 앨범 동명 타이틀곡 'Lost in Love'(3위), 불후의 명곡 'All Out of Love'(2위), 'Every Woman in the World'(5위) 등 무려 세 곡의 톱 5 싱글을 연달아 쏟아내며 전 세계 팝 차트를 석권했습니다.</w:t>
+        <w:t>발매 직후 빌보드 200 앨범 차트 22위에 오르며 롱런 히트를 기록했고, 미국 내에서만 200만 장 이상의 판매고를 올려 RIAA 더블 플래티넘을 획득했습니다. 전 세계적으로는 300만 장 이상의 경이적인 판매량을 기록하며 소프트 록 역사상 가장 상업적으로 성공한 음반 중 하나로 자리매김했습니다.</w:t>
       </w:r>
     </w:p>
     <w:p>
@@ -230,7 +231,7 @@
           <w:b w:val="0"/>
           <w:sz w:val="21"/>
         </w:rPr>
-        <w:t>1981년 아메리칸 뮤직 어워즈(AMA) 최우수 팝/록 듀오 부문에 노미네이트되었으며, 그래미 어워즈를 비롯한 유수의 음악 시상식에서 조명받으며 상업적 흥행과 음악적 완성도를 동시에 공인받았습니다.</w:t>
+        <w:t>앨범 내에서 빌보드 핫 100 톱 5 싱글을 세 곡이나 배출하는 기염을 토했으며, 1980년대 초 아메리칸 뮤직 어워드(AMA) 노미네이트를 비롯해 그래미 어워드와 평단의 찬사를 한 몸에 받으며 당대 최고의 팝 듀오로 공인받았습니다.</w:t>
       </w:r>
     </w:p>
     <w:p>
@@ -275,7 +276,7 @@
           <w:b w:val="0"/>
           <w:sz w:val="21"/>
         </w:rPr>
-        <w:t>호주 (Australia)</w:t>
+        <w:t>오스트레일리아 (호주) / 영국 (그레이엄 러셀: 영국, 러셀 히치콕: 호주)</w:t>
       </w:r>
     </w:p>
     <w:p>
@@ -306,7 +307,7 @@
           <w:b w:val="0"/>
           <w:sz w:val="21"/>
         </w:rPr>
-        <w:t>1975년 결성</w:t>
+        <w:t>결성 1975년 (그레이엄 러셀 1950년생, 러셀 히치콕 1949년생)</w:t>
       </w:r>
     </w:p>
     <w:p>
@@ -337,7 +338,7 @@
           <w:b w:val="0"/>
           <w:sz w:val="21"/>
         </w:rPr>
-        <w:t>2인조 소프트 록 듀오 (Duo)</w:t>
+        <w:t>남성 2인조 팝/소프트 록 듀오</w:t>
       </w:r>
     </w:p>
     <w:p>
@@ -368,7 +369,7 @@
           <w:b w:val="0"/>
           <w:sz w:val="21"/>
         </w:rPr>
-        <w:t>에어 서플라이는 보컬리스트 러셀 히치콕(Russell Hitchcock)과 싱어송라이터 그레이엄 러셀(Graham Russell)이 결성한 호주 대중음악 역사상 가장 독보적인 소프트 록 듀오입니다. 서정적인 어쿠스틱 사운드에 클래식 감성의 웅장한 편곡, 그리고 인간의 목소리가 낼 수 있는 가장 맑고 힘 있는 미성을 결합하여 1980년대 팝 발라드의 표준을 정립했습니다.</w:t>
+        <w:t>서정적이고 구조미 넘치는 작곡력을 지닌 그레이엄 러셀과, 파워풀하면서도 티 없이 맑은 고음을 구사하는 보컬리스트 러셀 히치콕이 결성한 전설적인 그룹입니다. 어쿠스틱 악기 중심의 부드러운 앙상블과 드라마틱한 오케스트레이션을 융합하여 1980년대 팝 발라드의 표준을 정립한 팝 역사의 독보적인 거장입니다.</w:t>
       </w:r>
     </w:p>
     <w:p>
@@ -413,7 +414,7 @@
           <w:b w:val="0"/>
           <w:sz w:val="21"/>
         </w:rPr>
-        <w:t>본 앨범은 1970년대 후반의 펑크와 디스코의 광풍이 잦아들던 시기, 멜로디 중심의 서정적 팝 음악이 대중음악계의 중심축으로 화려하게 복귀했음을 알린 이정표적 음반입니다. 클래식 음악의 단아한 구조와 대중적인 훅(Hook)을 완벽하게 융화시켜, 팝 음악이 지닐 수 있는 가장 고결한 감동의 형식을 완성해 냈습니다.</w:t>
+        <w:t>1970년대 후반의 웨스트코스트 록과 1980년대 어덜트 컨템포러리의 가교 역할을 수행한 음반입니다. 서정적인 발라드 역시 록 음악 못지않은 거대한 스케일과 다이내믹을 가질 수 있음을 증명하며, 이후 등장한 수많은 80년대 팝·록 밴드들의 발라드 트랙 구성에 지대한 영감과 형식을 제공한 교과서적 위치를 점하고 있습니다.</w:t>
       </w:r>
     </w:p>
     <w:p>
@@ -444,7 +445,7 @@
           <w:b w:val="0"/>
           <w:sz w:val="21"/>
         </w:rPr>
-        <w:t>1980년대 초입, 산업화의 물결과 급변하는 사회상 속에서 위안을 갈구하던 당대 청춘들에게 이들의 음악은 따스한 정서적 안식처가 되어 주었습니다. 라디오 전파를 타고 흐르던 이들의 하모니는 수많은 이들의 첫사랑과 이별의 기억마다 짙은 노스탤지어로 아로새겨져 한 시대를 공유한 세대의 정서적 지문으로 남아 있습니다.</w:t>
+        <w:t>1980년대의 시작과 함께 라디오 전파를 가득 메웠던 에어 서플라이의 음악은, 그 시절 청춘들에게 가장 낭만적인 배경음악이자 아련한 첫사랑의 기억 그 자체였습니다. 워크맨과 전축 앞을 지키던 음악 애호가들에게 테이프와 바이닐의 소리골을 통해 전달된 "All Out of Love"의 절절한 멜로디는 세대를 초월한 집단적 노스탤지어를 형성하며 지금까지도 진한 울림을 남깁니다.</w:t>
       </w:r>
     </w:p>
     <w:p>
@@ -489,7 +490,7 @@
           <w:b w:val="0"/>
           <w:sz w:val="21"/>
         </w:rPr>
-        <w:t>어쿠스틱 기타의 담백한 울림 위에 애절한 고백이 얹히는 'Lost in Love', 절제된 피아노 선율로 시작해 웅장한 스트링과 히치콕의 폭발적인 절창으로 치닫는 대서사시 'All Out of Love', 따뜻한 설렘과 경쾌한 낭만을 선사하는 'Every Woman in the World' 등 버릴 곡 없는 완벽한 흐름을 자랑합니다.</w:t>
+        <w:t>어쿠스틱 기타의 정갈한 아르페지오와 부드러운 화음이 마법처럼 다가오는 타이틀곡 "Lost in Love"(빌보드 3위), 드라마틱한 스트링 편곡과 후반부 러셀 히치콕의 폭발적인 절규가 가슴을 저미는 불멸의 명곡 "All Out of Love"(빌보드 2위), 포크 록 특유의 경쾌하고 따스한 낭만을 품은 "Every Woman in the World"(빌보드 5위) 등 한 곡도 버릴 수 없는 서정성의 정수가 담겨 있습니다.</w:t>
       </w:r>
     </w:p>
     <w:p>
@@ -520,7 +521,7 @@
           <w:b w:val="0"/>
           <w:sz w:val="21"/>
         </w:rPr>
-        <w:t>LP 바이닐의 소리골을 타고 흐르는 현악기의 질감과 보컬의 숨소리는 디지털 음원에서는 결코 체감할 수 없는 두터운 온기와 공기감을 지니고 있습니다. 부드러운 진공관 앰프와 밀도 높은 카트리지의 조합으로 감상할 때, 러셀 히치콕의 천상계 보컬이 지닌 잔향과 어쿠스틱 악기들의 섬세한 배음이 시청실 전체를 그윽하게 채우는 황홀경을 선사합니다.</w:t>
+        <w:t>진공관 앰프에 불을 지피고 턴테이블의 카트리지를 올리는 순간, 차가운 디지털 음원에서는 느낄 수 없는 러셀 히치콕 보컬의 입체적인 질감과 어쿠스틱 기타 현의 미세한 떨림이 아날로그 특유의 온기로 실내를 가득 채웁니다. 정교하게 조율된 스트링 섹션과 드럼의 잔향이 빈티지 스피커를 통해 풍성하게 퍼져나갈 때 비로소 이 음반이 지닌 진정한 음향적 깊이를 온몸으로 체감할 수 있습니다.</w:t>
       </w:r>
     </w:p>
     <w:p>
@@ -551,7 +552,7 @@
           <w:b w:val="0"/>
           <w:sz w:val="21"/>
         </w:rPr>
-        <w:t>1980년대 소프트 록 황금기의 원점을 확인시켜 주는 마스터피스로서, 아날로그 오디오파일 컬렉터라면 반드시 턴테이블 곁에 꽂아두어야 할 에센셜 아이템입니다. 세월의 풍파 속에서도 결코 바래지 않는 순백의 멜로디와 당대 최고의 레코딩 미학을 오롯이 간직하고 있는 영원한 팝의 고전입니다.</w:t>
+        <w:t>한 앨범에서 팝 음악사의 찬연한 금자탑이라 불릴 만한 톱 싱글 세 곡을 온전한 아날로그 사운드로 감상할 수 있다는 사실만으로도 LP 애호가에게는 대체 불가능한 보물입니다. 1980년대 대중음악의 가장 눈부셨던 서정적 여명을 소장하고자 하는 모든 컬렉터의 바이닐 선반 맨 앞자리를 차지하기에 부족함이 없습니다.</w:t>
       </w:r>
     </w:p>
     <w:p>
@@ -565,7 +566,7 @@
           <w:color w:val="4338CA"/>
           <w:sz w:val="21"/>
         </w:rPr>
-        <w:t>이 음반을 통해 턴테이블의 회전 속에 녹아드는 순백의 서정과, 아날로그 사운드가 전해주는 감동을 다시 한번 경험해 보시는 것은 어떨까요?</w:t>
+        <w:t>이 음반을 통해 아날로그 소리골을 타고 흐르는 순백의 하모니와 영원한 사랑의 서정시가 전해주는 감동을 다시 한번 경험해 보시는 것은 어떨까요?</w:t>
       </w:r>
     </w:p>
     <w:sectPr>
